--- a/Strategy_Refinement_Findings.docx
+++ b/Strategy_Refinement_Findings.docx
@@ -246,7 +246,7 @@
               <w:rPr>
                 <w:sz w:val="17"/>
               </w:rPr>
-              <w:t>12.3%</w:t>
+              <w:t>12.5%</w:t>
             </w:r>
           </w:p>
         </w:tc>
@@ -274,7 +274,7 @@
               <w:rPr>
                 <w:sz w:val="17"/>
               </w:rPr>
-              <w:t>1.03</w:t>
+              <w:t>0.99</w:t>
             </w:r>
           </w:p>
         </w:tc>
@@ -302,7 +302,7 @@
               <w:rPr>
                 <w:sz w:val="17"/>
               </w:rPr>
-              <w:t>+3.7% (3.9)</w:t>
+              <w:t>+3.5% (4.1)</w:t>
             </w:r>
           </w:p>
         </w:tc>
@@ -330,7 +330,7 @@
               <w:rPr>
                 <w:sz w:val="17"/>
               </w:rPr>
-              <w:t>1.09</w:t>
+              <w:t>1.00</w:t>
             </w:r>
           </w:p>
         </w:tc>
@@ -406,7 +406,7 @@
                 <w:b/>
                 <w:sz w:val="17"/>
               </w:rPr>
-              <w:t>1.15</w:t>
+              <w:t>1.09</w:t>
             </w:r>
           </w:p>
         </w:tc>
@@ -436,7 +436,7 @@
                 <w:b/>
                 <w:sz w:val="17"/>
               </w:rPr>
-              <w:t>+6.3% (4.8)</w:t>
+              <w:t>+5.4% (4.3)</w:t>
             </w:r>
           </w:p>
         </w:tc>
@@ -466,7 +466,7 @@
                 <w:b/>
                 <w:sz w:val="17"/>
               </w:rPr>
-              <w:t>1.14</w:t>
+              <w:t>1.01</w:t>
             </w:r>
           </w:p>
         </w:tc>
@@ -511,7 +511,7 @@
               <w:rPr>
                 <w:sz w:val="17"/>
               </w:rPr>
-              <w:t>10.1%</w:t>
+              <w:t>10.4%</w:t>
             </w:r>
           </w:p>
         </w:tc>
@@ -539,7 +539,7 @@
               <w:rPr>
                 <w:sz w:val="17"/>
               </w:rPr>
-              <w:t>0.94</w:t>
+              <w:t>0.89</w:t>
             </w:r>
           </w:p>
         </w:tc>
@@ -567,7 +567,7 @@
               <w:rPr>
                 <w:sz w:val="17"/>
               </w:rPr>
-              <w:t>+2.2% (2.4)</w:t>
+              <w:t>+1.8% (2.1)</w:t>
             </w:r>
           </w:p>
         </w:tc>
@@ -595,7 +595,7 @@
               <w:rPr>
                 <w:sz w:val="17"/>
               </w:rPr>
-              <w:t>0.94</w:t>
+              <w:t>0.83</w:t>
             </w:r>
           </w:p>
         </w:tc>
@@ -639,7 +639,7 @@
               <w:rPr>
                 <w:sz w:val="17"/>
               </w:rPr>
-              <w:t>15.6%</w:t>
+              <w:t>15.7%</w:t>
             </w:r>
           </w:p>
         </w:tc>
@@ -667,7 +667,7 @@
               <w:rPr>
                 <w:sz w:val="17"/>
               </w:rPr>
-              <w:t>1.05</w:t>
+              <w:t>1.01</w:t>
             </w:r>
           </w:p>
         </w:tc>
@@ -695,7 +695,7 @@
               <w:rPr>
                 <w:sz w:val="17"/>
               </w:rPr>
-              <w:t>+4.9% (3.6)</w:t>
+              <w:t>+4.9% (3.7)</w:t>
             </w:r>
           </w:p>
         </w:tc>
@@ -723,7 +723,7 @@
               <w:rPr>
                 <w:sz w:val="17"/>
               </w:rPr>
-              <w:t>1.08</w:t>
+              <w:t>0.98</w:t>
             </w:r>
           </w:p>
         </w:tc>
@@ -767,7 +767,7 @@
               <w:rPr>
                 <w:sz w:val="17"/>
               </w:rPr>
-              <w:t>15.1%</w:t>
+              <w:t>15.4%</w:t>
             </w:r>
           </w:p>
         </w:tc>
@@ -795,7 +795,7 @@
               <w:rPr>
                 <w:sz w:val="17"/>
               </w:rPr>
-              <w:t>1.05</w:t>
+              <w:t>1.02</w:t>
             </w:r>
           </w:p>
         </w:tc>
@@ -823,7 +823,7 @@
               <w:rPr>
                 <w:sz w:val="17"/>
               </w:rPr>
-              <w:t>+4.9% (3.7)</w:t>
+              <w:t>+5.4% (4.6)</w:t>
             </w:r>
           </w:p>
         </w:tc>
@@ -851,7 +851,7 @@
               <w:rPr>
                 <w:sz w:val="17"/>
               </w:rPr>
-              <w:t>1.13</w:t>
+              <w:t>1.05</w:t>
             </w:r>
           </w:p>
         </w:tc>
@@ -895,7 +895,7 @@
               <w:rPr>
                 <w:sz w:val="17"/>
               </w:rPr>
-              <w:t>11.8%</w:t>
+              <w:t>12.1%</w:t>
             </w:r>
           </w:p>
         </w:tc>
@@ -923,7 +923,7 @@
               <w:rPr>
                 <w:sz w:val="17"/>
               </w:rPr>
-              <w:t>1.05</w:t>
+              <w:t>1.00</w:t>
             </w:r>
           </w:p>
         </w:tc>
@@ -951,7 +951,7 @@
               <w:rPr>
                 <w:sz w:val="17"/>
               </w:rPr>
-              <w:t>+3.5% (4.0)</w:t>
+              <w:t>+3.3% (4.2)</w:t>
             </w:r>
           </w:p>
         </w:tc>
@@ -979,7 +979,7 @@
               <w:rPr>
                 <w:sz w:val="17"/>
               </w:rPr>
-              <w:t>1.09</w:t>
+              <w:t>0.98</w:t>
             </w:r>
           </w:p>
         </w:tc>
@@ -1051,7 +1051,7 @@
               <w:rPr>
                 <w:sz w:val="17"/>
               </w:rPr>
-              <w:t>1.01</w:t>
+              <w:t>0.96</w:t>
             </w:r>
           </w:p>
         </w:tc>
@@ -1079,7 +1079,7 @@
               <w:rPr>
                 <w:sz w:val="17"/>
               </w:rPr>
-              <w:t>+4.5% (2.9)</w:t>
+              <w:t>+3.5% (2.3)</w:t>
             </w:r>
           </w:p>
         </w:tc>
@@ -1107,7 +1107,7 @@
               <w:rPr>
                 <w:sz w:val="17"/>
               </w:rPr>
-              <w:t>0.96</w:t>
+              <w:t>0.84</w:t>
             </w:r>
           </w:p>
         </w:tc>
@@ -1179,7 +1179,7 @@
               <w:rPr>
                 <w:sz w:val="17"/>
               </w:rPr>
-              <w:t>0.65</w:t>
+              <w:t>0.60</w:t>
             </w:r>
           </w:p>
         </w:tc>
@@ -1235,7 +1235,7 @@
               <w:rPr>
                 <w:sz w:val="17"/>
               </w:rPr>
-              <w:t>0.97</w:t>
+              <w:t>0.86</w:t>
             </w:r>
           </w:p>
         </w:tc>
@@ -1582,7 +1582,7 @@
                 <w:b/>
                 <w:sz w:val="17"/>
               </w:rPr>
-              <w:t>1.15</w:t>
+              <w:t>1.09</w:t>
             </w:r>
           </w:p>
         </w:tc>
@@ -1612,7 +1612,7 @@
                 <w:b/>
                 <w:sz w:val="17"/>
               </w:rPr>
-              <w:t>+6.3% (4.8)</w:t>
+              <w:t>+5.4% (4.3)</w:t>
             </w:r>
           </w:p>
         </w:tc>
@@ -1642,7 +1642,7 @@
                 <w:b/>
                 <w:sz w:val="17"/>
               </w:rPr>
-              <w:t>1.14</w:t>
+              <w:t>1.01</w:t>
             </w:r>
           </w:p>
         </w:tc>
@@ -1715,7 +1715,7 @@
               <w:rPr>
                 <w:sz w:val="17"/>
               </w:rPr>
-              <w:t>1.12</w:t>
+              <w:t>1.06</w:t>
             </w:r>
           </w:p>
         </w:tc>
@@ -1743,7 +1743,7 @@
               <w:rPr>
                 <w:sz w:val="17"/>
               </w:rPr>
-              <w:t>+6.6% (4.2)</w:t>
+              <w:t>+5.6% (3.7)</w:t>
             </w:r>
           </w:p>
         </w:tc>
@@ -1771,7 +1771,7 @@
               <w:rPr>
                 <w:sz w:val="17"/>
               </w:rPr>
-              <w:t>1.11</w:t>
+              <w:t>0.97</w:t>
             </w:r>
           </w:p>
         </w:tc>
@@ -1815,7 +1815,7 @@
               <w:rPr>
                 <w:sz w:val="17"/>
               </w:rPr>
-              <w:t>13.5%</w:t>
+              <w:t>13.6%</w:t>
             </w:r>
           </w:p>
         </w:tc>
@@ -1843,7 +1843,7 @@
               <w:rPr>
                 <w:sz w:val="17"/>
               </w:rPr>
-              <w:t>1.10</w:t>
+              <w:t>1.04</w:t>
             </w:r>
           </w:p>
         </w:tc>
@@ -1871,7 +1871,7 @@
               <w:rPr>
                 <w:sz w:val="17"/>
               </w:rPr>
-              <w:t>+6.4% (4.2)</w:t>
+              <w:t>+5.3% (3.7)</w:t>
             </w:r>
           </w:p>
         </w:tc>
@@ -1899,7 +1899,7 @@
               <w:rPr>
                 <w:sz w:val="17"/>
               </w:rPr>
-              <w:t>1.08</w:t>
+              <w:t>0.94</w:t>
             </w:r>
           </w:p>
         </w:tc>
@@ -1971,7 +1971,7 @@
               <w:rPr>
                 <w:sz w:val="17"/>
               </w:rPr>
-              <w:t>1.14</w:t>
+              <w:t>1.07</w:t>
             </w:r>
           </w:p>
         </w:tc>
@@ -1999,7 +1999,7 @@
               <w:rPr>
                 <w:sz w:val="17"/>
               </w:rPr>
-              <w:t>+5.8% (4.1)</w:t>
+              <w:t>+4.7% (3.6)</w:t>
             </w:r>
           </w:p>
         </w:tc>
@@ -2027,7 +2027,7 @@
               <w:rPr>
                 <w:sz w:val="17"/>
               </w:rPr>
-              <w:t>1.05</w:t>
+              <w:t>0.91</w:t>
             </w:r>
           </w:p>
         </w:tc>
@@ -2099,7 +2099,7 @@
               <w:rPr>
                 <w:sz w:val="17"/>
               </w:rPr>
-              <w:t>1.12</w:t>
+              <w:t>1.06</w:t>
             </w:r>
           </w:p>
         </w:tc>
@@ -2127,7 +2127,7 @@
               <w:rPr>
                 <w:sz w:val="17"/>
               </w:rPr>
-              <w:t>+5.3% (4.0)</w:t>
+              <w:t>+4.3% (3.5)</w:t>
             </w:r>
           </w:p>
         </w:tc>
@@ -2155,7 +2155,7 @@
               <w:rPr>
                 <w:sz w:val="17"/>
               </w:rPr>
-              <w:t>1.05</w:t>
+              <w:t>0.91</w:t>
             </w:r>
           </w:p>
         </w:tc>
@@ -2227,7 +2227,7 @@
               <w:rPr>
                 <w:sz w:val="17"/>
               </w:rPr>
-              <w:t>1.07</w:t>
+              <w:t>1.01</w:t>
             </w:r>
           </w:p>
         </w:tc>
@@ -2255,7 +2255,7 @@
               <w:rPr>
                 <w:sz w:val="17"/>
               </w:rPr>
-              <w:t>+5.7% (3.5)</w:t>
+              <w:t>+4.7% (3.1)</w:t>
             </w:r>
           </w:p>
         </w:tc>
@@ -2283,7 +2283,7 @@
               <w:rPr>
                 <w:sz w:val="17"/>
               </w:rPr>
-              <w:t>1.01</w:t>
+              <w:t>0.87</w:t>
             </w:r>
           </w:p>
         </w:tc>
@@ -2355,7 +2355,7 @@
               <w:rPr>
                 <w:sz w:val="17"/>
               </w:rPr>
-              <w:t>0.65</w:t>
+              <w:t>0.60</w:t>
             </w:r>
           </w:p>
         </w:tc>
@@ -2411,7 +2411,7 @@
               <w:rPr>
                 <w:sz w:val="17"/>
               </w:rPr>
-              <w:t>0.97</w:t>
+              <w:t>0.86</w:t>
             </w:r>
           </w:p>
         </w:tc>
